--- a/T1_ARQUIVO_MODELO_SIMULACAO_E_METODOS_ANALITICOS.docx
+++ b/T1_ARQUIVO_MODELO_SIMULACAO_E_METODOS_ANALITICOS.docx
@@ -317,6 +317,7 @@
       <w:tblPr>
         <w:tblStyle w:val="TableGrid"/>
         <w:tblW w:w="0" w:type="auto"/>
+        <w:tblLayout w:type="fixed"/>
         <w:tblLook w:val="04A0" w:firstRow="1" w:lastRow="0" w:firstColumn="1" w:lastColumn="0" w:noHBand="0" w:noVBand="1"/>
       </w:tblPr>
       <w:tblGrid>
@@ -328,7 +329,7 @@
         </w:trPr>
         <w:tc>
           <w:tcPr>
-            <w:tcW w:w="9629" w:type="dxa"/>
+            <w:tcW w:w="9626" w:type="dxa"/>
             <w:shd w:val="clear" w:color="auto" w:fill="DEEAF6" w:themeFill="accent5" w:themeFillTint="33"/>
           </w:tcPr>
           <w:p>
@@ -366,22 +367,29 @@
         </w:trPr>
         <w:tc>
           <w:tcPr>
-            <w:tcW w:w="9629" w:type="dxa"/>
+            <w:tcW w:w="9626" w:type="dxa"/>
             <w:shd w:val="clear" w:color="auto" w:fill="FFFFFF" w:themeFill="background1"/>
+            <w:vAlign w:val="top"/>
           </w:tcPr>
-          <w:p/>
-          <w:p/>
-          <w:p/>
-          <w:p/>
-          <w:p/>
-          <w:p/>
-          <w:p/>
+          <w:p>
+            <w:pPr>
+              <w:spacing w:after="0"/>
+            </w:pPr>
+            <w:r>
+              <w:rPr>
+                <w:rFonts w:ascii="Arial" w:hAnsi="Arial"/>
+                <w:b w:val="0"/>
+                <w:sz w:val="20"/>
+              </w:rPr>
+              <w:t>https://github.com/HenriqueZapellaRocha/AnalisticosRepo</w:t>
+            </w:r>
+          </w:p>
         </w:tc>
       </w:tr>
       <w:tr>
         <w:tc>
           <w:tcPr>
-            <w:tcW w:w="9629" w:type="dxa"/>
+            <w:tcW w:w="9626" w:type="dxa"/>
             <w:shd w:val="clear" w:color="auto" w:fill="DEEAF6" w:themeFill="accent5" w:themeFillTint="33"/>
           </w:tcPr>
           <w:p>
@@ -502,23 +510,62 @@
         </w:tc>
       </w:tr>
       <w:tr>
+        <w:trPr>
+          <w:cantSplit/>
+        </w:trPr>
         <w:tc>
           <w:tcPr>
-            <w:tcW w:w="9629" w:type="dxa"/>
+            <w:tcW w:w="9626" w:type="dxa"/>
             <w:shd w:val="clear" w:color="auto" w:fill="FFFFFF" w:themeFill="background1"/>
+            <w:vAlign w:val="top"/>
           </w:tcPr>
-          <w:p/>
-          <w:p/>
-          <w:p/>
-          <w:p/>
-          <w:p/>
-          <w:p/>
+          <w:p>
+            <w:pPr>
+              <w:keepLines/>
+              <w:spacing w:after="0"/>
+              <w:jc w:val="center"/>
+            </w:pPr>
+            <w:r>
+              <w:drawing>
+                <wp:inline xmlns:a="http://schemas.openxmlformats.org/drawingml/2006/main" xmlns:pic="http://schemas.openxmlformats.org/drawingml/2006/picture">
+                  <wp:extent cx="5688000" cy="1770390"/>
+                  <wp:docPr id="884238096" name="Picture 884238096"/>
+                  <wp:cNvGraphicFramePr>
+                    <a:graphicFrameLocks noChangeAspect="1"/>
+                  </wp:cNvGraphicFramePr>
+                  <a:graphic>
+                    <a:graphicData uri="http://schemas.openxmlformats.org/drawingml/2006/picture">
+                      <pic:pic>
+                        <pic:nvPicPr>
+                          <pic:cNvPr id="0" name="t1-q1.png"/>
+                          <pic:cNvPicPr/>
+                        </pic:nvPicPr>
+                        <pic:blipFill>
+                          <a:blip r:embed="rId14"/>
+                          <a:stretch>
+                            <a:fillRect/>
+                          </a:stretch>
+                        </pic:blipFill>
+                        <pic:spPr>
+                          <a:xfrm>
+                            <a:off x="0" y="0"/>
+                            <a:ext cx="5688000" cy="1770390"/>
+                          </a:xfrm>
+                          <a:prstGeom prst="rect"/>
+                        </pic:spPr>
+                      </pic:pic>
+                    </a:graphicData>
+                  </a:graphic>
+                </wp:inline>
+              </w:drawing>
+            </w:r>
+          </w:p>
         </w:tc>
       </w:tr>
       <w:tr>
         <w:tc>
           <w:tcPr>
-            <w:tcW w:w="9629" w:type="dxa"/>
+            <w:tcW w:w="9626" w:type="dxa"/>
             <w:shd w:val="clear" w:color="auto" w:fill="D9E2F3" w:themeFill="accent1" w:themeFillTint="33"/>
           </w:tcPr>
           <w:p/>
@@ -599,17 +646,56 @@
         </w:tc>
       </w:tr>
       <w:tr>
+        <w:trPr>
+          <w:cantSplit/>
+        </w:trPr>
         <w:tc>
           <w:tcPr>
-            <w:tcW w:w="9629" w:type="dxa"/>
+            <w:tcW w:w="9626" w:type="dxa"/>
             <w:shd w:val="clear" w:color="auto" w:fill="FFFFFF" w:themeFill="background1"/>
+            <w:vAlign w:val="top"/>
           </w:tcPr>
-          <w:p/>
-          <w:p/>
-          <w:p/>
-          <w:p/>
-          <w:p/>
-          <w:p/>
+          <w:p>
+            <w:pPr>
+              <w:keepLines/>
+              <w:spacing w:after="0"/>
+              <w:jc w:val="center"/>
+            </w:pPr>
+            <w:r>
+              <w:drawing>
+                <wp:inline xmlns:a="http://schemas.openxmlformats.org/drawingml/2006/main" xmlns:pic="http://schemas.openxmlformats.org/drawingml/2006/picture">
+                  <wp:extent cx="5688000" cy="1990800"/>
+                  <wp:docPr id="884238097" name="Picture 884238097"/>
+                  <wp:cNvGraphicFramePr>
+                    <a:graphicFrameLocks noChangeAspect="1"/>
+                  </wp:cNvGraphicFramePr>
+                  <a:graphic>
+                    <a:graphicData uri="http://schemas.openxmlformats.org/drawingml/2006/picture">
+                      <pic:pic>
+                        <pic:nvPicPr>
+                          <pic:cNvPr id="0" name="t1-q2.png"/>
+                          <pic:cNvPicPr/>
+                        </pic:nvPicPr>
+                        <pic:blipFill>
+                          <a:blip r:embed="rId15"/>
+                          <a:stretch>
+                            <a:fillRect/>
+                          </a:stretch>
+                        </pic:blipFill>
+                        <pic:spPr>
+                          <a:xfrm>
+                            <a:off x="0" y="0"/>
+                            <a:ext cx="5688000" cy="1990800"/>
+                          </a:xfrm>
+                          <a:prstGeom prst="rect"/>
+                        </pic:spPr>
+                      </pic:pic>
+                    </a:graphicData>
+                  </a:graphic>
+                </wp:inline>
+              </w:drawing>
+            </w:r>
+          </w:p>
         </w:tc>
       </w:tr>
     </w:tbl>
@@ -633,6 +719,7 @@
       <w:tblPr>
         <w:tblStyle w:val="TableGrid"/>
         <w:tblW w:w="0" w:type="auto"/>
+        <w:tblLayout w:type="fixed"/>
         <w:tblLook w:val="04A0" w:firstRow="1" w:lastRow="0" w:firstColumn="1" w:lastColumn="0" w:noHBand="0" w:noVBand="1"/>
       </w:tblPr>
       <w:tblGrid>
@@ -641,7 +728,7 @@
       <w:tr>
         <w:tc>
           <w:tcPr>
-            <w:tcW w:w="9629" w:type="dxa"/>
+            <w:tcW w:w="9626" w:type="dxa"/>
             <w:shd w:val="clear" w:color="auto" w:fill="D9E2F3" w:themeFill="accent1" w:themeFillTint="33"/>
           </w:tcPr>
           <w:p/>
@@ -729,23 +816,62 @@
         </w:tc>
       </w:tr>
       <w:tr>
+        <w:trPr>
+          <w:cantSplit/>
+        </w:trPr>
         <w:tc>
           <w:tcPr>
-            <w:tcW w:w="9629" w:type="dxa"/>
+            <w:tcW w:w="9626" w:type="dxa"/>
             <w:shd w:val="clear" w:color="auto" w:fill="FFFFFF" w:themeFill="background1"/>
+            <w:vAlign w:val="top"/>
           </w:tcPr>
-          <w:p/>
-          <w:p/>
-          <w:p/>
-          <w:p/>
-          <w:p/>
-          <w:p/>
+          <w:p>
+            <w:pPr>
+              <w:keepLines/>
+              <w:spacing w:after="0"/>
+              <w:jc w:val="center"/>
+            </w:pPr>
+            <w:r>
+              <w:drawing>
+                <wp:inline xmlns:a="http://schemas.openxmlformats.org/drawingml/2006/main" xmlns:pic="http://schemas.openxmlformats.org/drawingml/2006/picture">
+                  <wp:extent cx="5688000" cy="3092850"/>
+                  <wp:docPr id="884238098" name="Picture 884238098"/>
+                  <wp:cNvGraphicFramePr>
+                    <a:graphicFrameLocks noChangeAspect="1"/>
+                  </wp:cNvGraphicFramePr>
+                  <a:graphic>
+                    <a:graphicData uri="http://schemas.openxmlformats.org/drawingml/2006/picture">
+                      <pic:pic>
+                        <pic:nvPicPr>
+                          <pic:cNvPr id="0" name="t1-q3.png"/>
+                          <pic:cNvPicPr/>
+                        </pic:nvPicPr>
+                        <pic:blipFill>
+                          <a:blip r:embed="rId16"/>
+                          <a:stretch>
+                            <a:fillRect/>
+                          </a:stretch>
+                        </pic:blipFill>
+                        <pic:spPr>
+                          <a:xfrm>
+                            <a:off x="0" y="0"/>
+                            <a:ext cx="5688000" cy="3092850"/>
+                          </a:xfrm>
+                          <a:prstGeom prst="rect"/>
+                        </pic:spPr>
+                      </pic:pic>
+                    </a:graphicData>
+                  </a:graphic>
+                </wp:inline>
+              </w:drawing>
+            </w:r>
+          </w:p>
         </w:tc>
       </w:tr>
       <w:tr>
         <w:tc>
           <w:tcPr>
-            <w:tcW w:w="9629" w:type="dxa"/>
+            <w:tcW w:w="9626" w:type="dxa"/>
             <w:shd w:val="clear" w:color="auto" w:fill="D9E2F3" w:themeFill="accent1" w:themeFillTint="33"/>
           </w:tcPr>
           <w:p/>
@@ -772,17 +898,43 @@
         </w:tc>
       </w:tr>
       <w:tr>
+        <w:trPr>
+          <w:cantSplit/>
+        </w:trPr>
         <w:tc>
           <w:tcPr>
-            <w:tcW w:w="9629" w:type="dxa"/>
+            <w:tcW w:w="9626" w:type="dxa"/>
             <w:shd w:val="clear" w:color="auto" w:fill="FFFFFF" w:themeFill="background1"/>
+            <w:vAlign w:val="top"/>
           </w:tcPr>
-          <w:p/>
-          <w:p/>
-          <w:p/>
-          <w:p/>
-          <w:p/>
-          <w:p/>
+          <w:p>
+            <w:pPr>
+              <w:keepNext/>
+              <w:spacing w:after="60"/>
+              <w:jc w:val="center"/>
+            </w:pPr>
+            <w:r>
+              <w:rPr>
+                <w:rFonts w:ascii="Arial" w:hAnsi="Arial"/>
+                <w:b/>
+                <w:sz w:val="22"/>
+              </w:rPr>
+              <w:t>50.655,0309 unidades de tempo</w:t>
+            </w:r>
+          </w:p>
+          <w:p>
+            <w:pPr>
+              <w:spacing w:after="0"/>
+              <w:jc w:val="center"/>
+            </w:pPr>
+            <w:r>
+              <w:rPr>
+                <w:rFonts w:ascii="Arial" w:hAnsi="Arial"/>
+                <w:sz w:val="18"/>
+              </w:rPr>
+              <w:t>Semente 1  •  100.000 números pseudoaleatórios consumidos</w:t>
+            </w:r>
+          </w:p>
         </w:tc>
       </w:tr>
     </w:tbl>
